--- a/Lab-2/Lab2_Backlog_Sprints_Reflection.docx
+++ b/Lab-2/Lab2_Backlog_Sprints_Reflection.docx
@@ -12,7 +12,7 @@
           <w:color w:val="1F3A68"/>
           <w:sz w:val="32"/>
         </w:rPr>
-        <w:t>Lab 2: Agile Backlog &amp; Sprint Simulation (Jira) - Coffee Kiosk</w:t>
+        <w:t>Lab 2: Agile Backlog &amp; Sprint Simulation (Jira) - Podcast Guest Scheduling &amp; Outline Builder</w:t>
       </w:r>
     </w:p>
     <w:p>
@@ -33,7 +33,7 @@
         <w:rPr>
           <w:b/>
         </w:rPr>
-        <w:t>Coffee-Kiosk</w:t>
+        <w:t>Podcast-Guest-Scheduler</w:t>
       </w:r>
       <w:r>
         <w:rPr/>
@@ -43,11 +43,11 @@
         <w:rPr>
           <w:b/>
         </w:rPr>
-        <w:t>CK</w:t>
+        <w:t>PGS</w:t>
       </w:r>
       <w:r>
         <w:rPr/>
-        <w:t>), Scrum template, company-managed. The Epics and User Stories below are derived from the Lab 1 functional and nonfunctional requirements. A ready-to-import file (</w:t>
+        <w:t>), Scrum template, company-managed. The Epics and User Stories below come from the Lab 1 requirements for Problem Statement #60. A ready-to-import file (</w:t>
       </w:r>
       <w:r>
         <w:rPr>
@@ -137,7 +137,7 @@
         </w:tc>
         <w:tc>
           <w:tcPr>
-            <w:tcW w:type="dxa" w:w="1872"/>
+            <w:tcW w:type="dxa" w:w="2016"/>
             <w:shd w:val="clear" w:color="auto" w:fill="D9E2F3"/>
           </w:tcPr>
           <w:p>
@@ -177,7 +177,7 @@
               <w:rPr>
                 <w:sz w:val="17"/>
               </w:rPr>
-              <w:t>Epic 1: Customer Ordering Experience</w:t>
+              <w:t>Epic 1: Host Availability Management</w:t>
             </w:r>
           </w:p>
         </w:tc>
@@ -191,13 +191,13 @@
               <w:rPr>
                 <w:sz w:val="17"/>
               </w:rPr>
-              <w:t>Enable customers to browse, customise and place coffee orders through an intuitive self-service touch screen.</w:t>
+              <w:t>Let show hosts publish recording slots in their time zone and block dates they are unavailable.</w:t>
             </w:r>
           </w:p>
         </w:tc>
         <w:tc>
           <w:tcPr>
-            <w:tcW w:type="dxa" w:w="1872"/>
+            <w:tcW w:type="dxa" w:w="2016"/>
           </w:tcPr>
           <w:p>
             <w:r/>
@@ -205,7 +205,7 @@
               <w:rPr>
                 <w:sz w:val="17"/>
               </w:rPr>
-              <w:t>FR-001, FR-002</w:t>
+              <w:t>FR-002</w:t>
             </w:r>
           </w:p>
         </w:tc>
@@ -235,7 +235,7 @@
               <w:rPr>
                 <w:sz w:val="17"/>
               </w:rPr>
-              <w:t>Epic 2: Payment &amp; Receipt</w:t>
+              <w:t>Epic 2: Guest Booking &amp; Calendar Invites</w:t>
             </w:r>
           </w:p>
         </w:tc>
@@ -249,13 +249,13 @@
               <w:rPr>
                 <w:sz w:val="17"/>
               </w:rPr>
-              <w:t>Let customers pay securely by credit card and receive a printed receipt that proves the purchase.</w:t>
+              <w:t>Let guests book an interview slot through a secure link and get a calendar invite automatically.</w:t>
             </w:r>
           </w:p>
         </w:tc>
         <w:tc>
           <w:tcPr>
-            <w:tcW w:type="dxa" w:w="1872"/>
+            <w:tcW w:type="dxa" w:w="2016"/>
           </w:tcPr>
           <w:p>
             <w:r/>
@@ -263,7 +263,7 @@
               <w:rPr>
                 <w:sz w:val="17"/>
               </w:rPr>
-              <w:t>FR-003, FR-004, NFR-002</w:t>
+              <w:t>FR-001, FR-003, NFR-002</w:t>
             </w:r>
           </w:p>
         </w:tc>
@@ -293,7 +293,7 @@
               <w:rPr>
                 <w:sz w:val="17"/>
               </w:rPr>
-              <w:t>Epic 3: Menu &amp; Price Administration</w:t>
+              <w:t>Epic 3: Guest Outline Collection</w:t>
             </w:r>
           </w:p>
         </w:tc>
@@ -307,13 +307,13 @@
               <w:rPr>
                 <w:sz w:val="17"/>
               </w:rPr>
-              <w:t>Allow the cafe manager to maintain menu items and prices without developer help.</w:t>
+              <w:t>Collect structured talking points and biography links from guests and organise them on an episode board.</w:t>
             </w:r>
           </w:p>
         </w:tc>
         <w:tc>
           <w:tcPr>
-            <w:tcW w:type="dxa" w:w="1872"/>
+            <w:tcW w:type="dxa" w:w="2016"/>
           </w:tcPr>
           <w:p>
             <w:r/>
@@ -321,7 +321,7 @@
               <w:rPr>
                 <w:sz w:val="17"/>
               </w:rPr>
-              <w:t>FR-005</w:t>
+              <w:t>FR-001, FR-004</w:t>
             </w:r>
           </w:p>
         </w:tc>
@@ -351,7 +351,7 @@
               <w:rPr>
                 <w:sz w:val="17"/>
               </w:rPr>
-              <w:t>Epic 4: Kiosk Performance</w:t>
+              <w:t>Epic 4: Run-of-Show Production Notes</w:t>
             </w:r>
           </w:p>
         </w:tc>
@@ -365,13 +365,13 @@
               <w:rPr>
                 <w:sz w:val="17"/>
               </w:rPr>
-              <w:t>Keep the kiosk fast enough to serve peak-hour queues.</w:t>
+              <w:t>Turn the episode board into a timestamped run-of-show and export it as a PDF production sheet.</w:t>
             </w:r>
           </w:p>
         </w:tc>
         <w:tc>
           <w:tcPr>
-            <w:tcW w:type="dxa" w:w="1872"/>
+            <w:tcW w:type="dxa" w:w="2016"/>
           </w:tcPr>
           <w:p>
             <w:r/>
@@ -379,7 +379,7 @@
               <w:rPr>
                 <w:sz w:val="17"/>
               </w:rPr>
-              <w:t>NFR-001</w:t>
+              <w:t>FR-005, NFR-001</w:t>
             </w:r>
           </w:p>
         </w:tc>
@@ -413,7 +413,7 @@
           <w:color w:val="1F3A68"/>
           <w:sz w:val="23"/>
         </w:rPr>
-        <w:t>Epic 1: Customer Ordering Experience</w:t>
+        <w:t>Epic 1: Host Availability Management</w:t>
       </w:r>
     </w:p>
     <w:tbl>
@@ -557,7 +557,7 @@
               <w:rPr>
                 <w:sz w:val="17"/>
               </w:rPr>
-              <w:t>Story 1.1: Coffee Selection</w:t>
+              <w:t>Story 1.1: Publish Time Slots</w:t>
             </w:r>
           </w:p>
         </w:tc>
@@ -571,7 +571,7 @@
               <w:rPr>
                 <w:sz w:val="17"/>
               </w:rPr>
-              <w:t>As a customer</w:t>
+              <w:t>As a show host</w:t>
             </w:r>
           </w:p>
         </w:tc>
@@ -585,7 +585,7 @@
               <w:rPr>
                 <w:sz w:val="17"/>
               </w:rPr>
-              <w:t>I want to browse and select from Espresso, Americano and Latte</w:t>
+              <w:t>I want to publish recording slots with date, start time and duration</w:t>
             </w:r>
           </w:p>
         </w:tc>
@@ -599,7 +599,7 @@
               <w:rPr>
                 <w:sz w:val="17"/>
               </w:rPr>
-              <w:t>So that I can choose my preferred beverage</w:t>
+              <w:t>So that guests can only book times I have offered</w:t>
             </w:r>
           </w:p>
         </w:tc>
@@ -657,7 +657,7 @@
               <w:rPr>
                 <w:sz w:val="17"/>
               </w:rPr>
-              <w:t>Story 1.2: Size Selection</w:t>
+              <w:t>Story 1.2: Block Dates</w:t>
             </w:r>
           </w:p>
         </w:tc>
@@ -671,7 +671,7 @@
               <w:rPr>
                 <w:sz w:val="17"/>
               </w:rPr>
-              <w:t>As a customer</w:t>
+              <w:t>As a show host</w:t>
             </w:r>
           </w:p>
         </w:tc>
@@ -685,7 +685,7 @@
               <w:rPr>
                 <w:sz w:val="17"/>
               </w:rPr>
-              <w:t>I want to choose Small or Large and see the price for that size</w:t>
+              <w:t>I want to block dates when I am unavailable</w:t>
             </w:r>
           </w:p>
         </w:tc>
@@ -699,7 +699,7 @@
               <w:rPr>
                 <w:sz w:val="17"/>
               </w:rPr>
-              <w:t>So that I pay the right amount for the portion I want</w:t>
+              <w:t>So that no guest can book me on those days</w:t>
             </w:r>
           </w:p>
         </w:tc>
@@ -757,7 +757,7 @@
               <w:rPr>
                 <w:sz w:val="17"/>
               </w:rPr>
-              <w:t>Story 1.3: Order Summary</w:t>
+              <w:t>Story 1.3: Time-Zone Display</w:t>
             </w:r>
           </w:p>
         </w:tc>
@@ -771,7 +771,7 @@
               <w:rPr>
                 <w:sz w:val="17"/>
               </w:rPr>
-              <w:t>As a customer</w:t>
+              <w:t>As a podcast guest</w:t>
             </w:r>
           </w:p>
         </w:tc>
@@ -785,7 +785,7 @@
               <w:rPr>
                 <w:sz w:val="17"/>
               </w:rPr>
-              <w:t>I want to review my coffee, size and total before paying</w:t>
+              <w:t>I want to see open slots in my own time zone</w:t>
             </w:r>
           </w:p>
         </w:tc>
@@ -799,7 +799,7 @@
               <w:rPr>
                 <w:sz w:val="17"/>
               </w:rPr>
-              <w:t>So that I can catch mistakes before I am charged</w:t>
+              <w:t>So that I do not turn up at the wrong hour</w:t>
             </w:r>
           </w:p>
         </w:tc>
@@ -827,7 +827,7 @@
               <w:rPr>
                 <w:sz w:val="17"/>
               </w:rPr>
-              <w:t>2</w:t>
+              <w:t>3</w:t>
             </w:r>
           </w:p>
         </w:tc>
@@ -841,107 +841,7 @@
               <w:rPr>
                 <w:sz w:val="17"/>
               </w:rPr>
-              <w:t>Sprint 1</w:t>
-            </w:r>
-          </w:p>
-        </w:tc>
-      </w:tr>
-      <w:tr>
-        <w:tc>
-          <w:tcPr>
-            <w:tcW w:type="dxa" w:w="1944"/>
-          </w:tcPr>
-          <w:p>
-            <w:r/>
-            <w:r>
-              <w:rPr>
-                <w:sz w:val="17"/>
-              </w:rPr>
-              <w:t>Story 1.4: Cancel Order</w:t>
-            </w:r>
-          </w:p>
-        </w:tc>
-        <w:tc>
-          <w:tcPr>
-            <w:tcW w:type="dxa" w:w="1440"/>
-          </w:tcPr>
-          <w:p>
-            <w:r/>
-            <w:r>
-              <w:rPr>
-                <w:sz w:val="17"/>
-              </w:rPr>
-              <w:t>As a customer</w:t>
-            </w:r>
-          </w:p>
-        </w:tc>
-        <w:tc>
-          <w:tcPr>
-            <w:tcW w:type="dxa" w:w="2448"/>
-          </w:tcPr>
-          <w:p>
-            <w:r/>
-            <w:r>
-              <w:rPr>
-                <w:sz w:val="17"/>
-              </w:rPr>
-              <w:t>I want to cancel my order at any step before payment</w:t>
-            </w:r>
-          </w:p>
-        </w:tc>
-        <w:tc>
-          <w:tcPr>
-            <w:tcW w:type="dxa" w:w="2304"/>
-          </w:tcPr>
-          <w:p>
-            <w:r/>
-            <w:r>
-              <w:rPr>
-                <w:sz w:val="17"/>
-              </w:rPr>
-              <w:t>So that I am never charged for an order I no longer want</w:t>
-            </w:r>
-          </w:p>
-        </w:tc>
-        <w:tc>
-          <w:tcPr>
-            <w:tcW w:type="dxa" w:w="979"/>
-          </w:tcPr>
-          <w:p>
-            <w:r/>
-            <w:r>
-              <w:rPr>
-                <w:sz w:val="17"/>
-              </w:rPr>
-              <w:t>Medium</w:t>
-            </w:r>
-          </w:p>
-        </w:tc>
-        <w:tc>
-          <w:tcPr>
-            <w:tcW w:type="dxa" w:w="893"/>
-          </w:tcPr>
-          <w:p>
-            <w:r/>
-            <w:r>
-              <w:rPr>
-                <w:sz w:val="17"/>
-              </w:rPr>
-              <w:t>1</w:t>
-            </w:r>
-          </w:p>
-        </w:tc>
-        <w:tc>
-          <w:tcPr>
-            <w:tcW w:type="dxa" w:w="1080"/>
-          </w:tcPr>
-          <w:p>
-            <w:r/>
-            <w:r>
-              <w:rPr>
-                <w:sz w:val="17"/>
-              </w:rPr>
-              <w:t>Sprint 2</w:t>
+              <w:t>Backlog</w:t>
             </w:r>
           </w:p>
         </w:tc>
@@ -962,7 +862,7 @@
           <w:color w:val="1F3A68"/>
           <w:sz w:val="23"/>
         </w:rPr>
-        <w:t>Epic 2: Payment &amp; Receipt</w:t>
+        <w:t>Epic 2: Guest Booking &amp; Calendar Invites</w:t>
       </w:r>
     </w:p>
     <w:tbl>
@@ -1106,7 +1006,7 @@
               <w:rPr>
                 <w:sz w:val="17"/>
               </w:rPr>
-              <w:t>Story 2.1: Credit Card Payment</w:t>
+              <w:t>Story 2.1: Book Interview Slot</w:t>
             </w:r>
           </w:p>
         </w:tc>
@@ -1120,7 +1020,7 @@
               <w:rPr>
                 <w:sz w:val="17"/>
               </w:rPr>
-              <w:t>As a customer</w:t>
+              <w:t>As a podcast guest</w:t>
             </w:r>
           </w:p>
         </w:tc>
@@ -1134,7 +1034,7 @@
               <w:rPr>
                 <w:sz w:val="17"/>
               </w:rPr>
-              <w:t>I want to pay for my order with a credit card</w:t>
+              <w:t>I want to pick an open slot from the host's booking page</w:t>
             </w:r>
           </w:p>
         </w:tc>
@@ -1148,7 +1048,7 @@
               <w:rPr>
                 <w:sz w:val="17"/>
               </w:rPr>
-              <w:t>So that I can complete my purchase at the kiosk</w:t>
+              <w:t>So that my interview is confirmed without email back-and-forth</w:t>
             </w:r>
           </w:p>
         </w:tc>
@@ -1176,7 +1076,7 @@
               <w:rPr>
                 <w:sz w:val="17"/>
               </w:rPr>
-              <w:t>8</w:t>
+              <w:t>5</w:t>
             </w:r>
           </w:p>
         </w:tc>
@@ -1206,7 +1106,7 @@
               <w:rPr>
                 <w:sz w:val="17"/>
               </w:rPr>
-              <w:t>Story 2.2: Declined Card Handling</w:t>
+              <w:t>Story 2.2: Calendar Invites</w:t>
             </w:r>
           </w:p>
         </w:tc>
@@ -1220,7 +1120,7 @@
               <w:rPr>
                 <w:sz w:val="17"/>
               </w:rPr>
-              <w:t>As a customer</w:t>
+              <w:t>As a podcast guest</w:t>
             </w:r>
           </w:p>
         </w:tc>
@@ -1234,7 +1134,7 @@
               <w:rPr>
                 <w:sz w:val="17"/>
               </w:rPr>
-              <w:t>I want to be told when my card is declined and try another card once</w:t>
+              <w:t>I want to receive a calendar invite as soon as I book</w:t>
             </w:r>
           </w:p>
         </w:tc>
@@ -1248,7 +1148,7 @@
               <w:rPr>
                 <w:sz w:val="17"/>
               </w:rPr>
-              <w:t>So that I can still get my coffee</w:t>
+              <w:t>So that the recording is in my calendar with the link</w:t>
             </w:r>
           </w:p>
         </w:tc>
@@ -1290,7 +1190,7 @@
               <w:rPr>
                 <w:sz w:val="17"/>
               </w:rPr>
-              <w:t>Sprint 2</w:t>
+              <w:t>Sprint 1</w:t>
             </w:r>
           </w:p>
         </w:tc>
@@ -1306,7 +1206,7 @@
               <w:rPr>
                 <w:sz w:val="17"/>
               </w:rPr>
-              <w:t>Story 2.3: Printed Receipt</w:t>
+              <w:t>Story 2.3: Join Waitlist</w:t>
             </w:r>
           </w:p>
         </w:tc>
@@ -1320,7 +1220,7 @@
               <w:rPr>
                 <w:sz w:val="17"/>
               </w:rPr>
-              <w:t>As a customer</w:t>
+              <w:t>As a podcast guest</w:t>
             </w:r>
           </w:p>
         </w:tc>
@@ -1334,7 +1234,7 @@
               <w:rPr>
                 <w:sz w:val="17"/>
               </w:rPr>
-              <w:t>I want to receive a printed receipt with my order number</w:t>
+              <w:t>I want to join a waitlist when no slots are open</w:t>
             </w:r>
           </w:p>
         </w:tc>
@@ -1348,7 +1248,107 @@
               <w:rPr>
                 <w:sz w:val="17"/>
               </w:rPr>
-              <w:t>So that I can collect my drink and keep proof of purchase</w:t>
+              <w:t>So that I am told when the host adds new times</w:t>
+            </w:r>
+          </w:p>
+        </w:tc>
+        <w:tc>
+          <w:tcPr>
+            <w:tcW w:type="dxa" w:w="979"/>
+          </w:tcPr>
+          <w:p>
+            <w:r/>
+            <w:r>
+              <w:rPr>
+                <w:sz w:val="17"/>
+              </w:rPr>
+              <w:t>Low</w:t>
+            </w:r>
+          </w:p>
+        </w:tc>
+        <w:tc>
+          <w:tcPr>
+            <w:tcW w:type="dxa" w:w="893"/>
+          </w:tcPr>
+          <w:p>
+            <w:r/>
+            <w:r>
+              <w:rPr>
+                <w:sz w:val="17"/>
+              </w:rPr>
+              <w:t>3</w:t>
+            </w:r>
+          </w:p>
+        </w:tc>
+        <w:tc>
+          <w:tcPr>
+            <w:tcW w:type="dxa" w:w="1080"/>
+          </w:tcPr>
+          <w:p>
+            <w:r/>
+            <w:r>
+              <w:rPr>
+                <w:sz w:val="17"/>
+              </w:rPr>
+              <w:t>Backlog</w:t>
+            </w:r>
+          </w:p>
+        </w:tc>
+      </w:tr>
+      <w:tr>
+        <w:tc>
+          <w:tcPr>
+            <w:tcW w:type="dxa" w:w="1944"/>
+          </w:tcPr>
+          <w:p>
+            <w:r/>
+            <w:r>
+              <w:rPr>
+                <w:sz w:val="17"/>
+              </w:rPr>
+              <w:t>Story 2.4: Secure Booking Links</w:t>
+            </w:r>
+          </w:p>
+        </w:tc>
+        <w:tc>
+          <w:tcPr>
+            <w:tcW w:type="dxa" w:w="1440"/>
+          </w:tcPr>
+          <w:p>
+            <w:r/>
+            <w:r>
+              <w:rPr>
+                <w:sz w:val="17"/>
+              </w:rPr>
+              <w:t>As a show host</w:t>
+            </w:r>
+          </w:p>
+        </w:tc>
+        <w:tc>
+          <w:tcPr>
+            <w:tcW w:type="dxa" w:w="2448"/>
+          </w:tcPr>
+          <w:p>
+            <w:r/>
+            <w:r>
+              <w:rPr>
+                <w:sz w:val="17"/>
+              </w:rPr>
+              <w:t>I want booking links to be unguessable and expire after use or 14 days</w:t>
+            </w:r>
+          </w:p>
+        </w:tc>
+        <w:tc>
+          <w:tcPr>
+            <w:tcW w:type="dxa" w:w="2304"/>
+          </w:tcPr>
+          <w:p>
+            <w:r/>
+            <w:r>
+              <w:rPr>
+                <w:sz w:val="17"/>
+              </w:rPr>
+              <w:t>So that strangers cannot book fake interviews or read guest details</w:t>
             </w:r>
           </w:p>
         </w:tc>
@@ -1390,106 +1390,6 @@
               <w:rPr>
                 <w:sz w:val="17"/>
               </w:rPr>
-              <w:t>Sprint 1</w:t>
-            </w:r>
-          </w:p>
-        </w:tc>
-      </w:tr>
-      <w:tr>
-        <w:tc>
-          <w:tcPr>
-            <w:tcW w:type="dxa" w:w="1944"/>
-          </w:tcPr>
-          <w:p>
-            <w:r/>
-            <w:r>
-              <w:rPr>
-                <w:sz w:val="17"/>
-              </w:rPr>
-              <w:t>Story 2.4: Secure Card Handling</w:t>
-            </w:r>
-          </w:p>
-        </w:tc>
-        <w:tc>
-          <w:tcPr>
-            <w:tcW w:type="dxa" w:w="1440"/>
-          </w:tcPr>
-          <w:p>
-            <w:r/>
-            <w:r>
-              <w:rPr>
-                <w:sz w:val="17"/>
-              </w:rPr>
-              <w:t>As a cafe owner</w:t>
-            </w:r>
-          </w:p>
-        </w:tc>
-        <w:tc>
-          <w:tcPr>
-            <w:tcW w:type="dxa" w:w="2448"/>
-          </w:tcPr>
-          <w:p>
-            <w:r/>
-            <w:r>
-              <w:rPr>
-                <w:sz w:val="17"/>
-              </w:rPr>
-              <w:t>I want card numbers and CVVs never to be stored on the kiosk</w:t>
-            </w:r>
-          </w:p>
-        </w:tc>
-        <w:tc>
-          <w:tcPr>
-            <w:tcW w:type="dxa" w:w="2304"/>
-          </w:tcPr>
-          <w:p>
-            <w:r/>
-            <w:r>
-              <w:rPr>
-                <w:sz w:val="17"/>
-              </w:rPr>
-              <w:t>So that customers can trust the kiosk and we stay PCI-DSS compliant</w:t>
-            </w:r>
-          </w:p>
-        </w:tc>
-        <w:tc>
-          <w:tcPr>
-            <w:tcW w:type="dxa" w:w="979"/>
-          </w:tcPr>
-          <w:p>
-            <w:r/>
-            <w:r>
-              <w:rPr>
-                <w:sz w:val="17"/>
-              </w:rPr>
-              <w:t>High</w:t>
-            </w:r>
-          </w:p>
-        </w:tc>
-        <w:tc>
-          <w:tcPr>
-            <w:tcW w:type="dxa" w:w="893"/>
-          </w:tcPr>
-          <w:p>
-            <w:r/>
-            <w:r>
-              <w:rPr>
-                <w:sz w:val="17"/>
-              </w:rPr>
-              <w:t>5</w:t>
-            </w:r>
-          </w:p>
-        </w:tc>
-        <w:tc>
-          <w:tcPr>
-            <w:tcW w:type="dxa" w:w="1080"/>
-          </w:tcPr>
-          <w:p>
-            <w:r/>
-            <w:r>
-              <w:rPr>
-                <w:sz w:val="17"/>
-              </w:rPr>
               <w:t>Sprint 2</w:t>
             </w:r>
           </w:p>
@@ -1511,7 +1411,7 @@
           <w:color w:val="1F3A68"/>
           <w:sz w:val="23"/>
         </w:rPr>
-        <w:t>Epic 3: Menu &amp; Price Administration</w:t>
+        <w:t>Epic 3: Guest Outline Collection</w:t>
       </w:r>
     </w:p>
     <w:tbl>
@@ -1655,7 +1555,7 @@
               <w:rPr>
                 <w:sz w:val="17"/>
               </w:rPr>
-              <w:t>Story 3.1: Admin Login</w:t>
+              <w:t>Story 3.1: Submit Talking Points</w:t>
             </w:r>
           </w:p>
         </w:tc>
@@ -1669,7 +1569,7 @@
               <w:rPr>
                 <w:sz w:val="17"/>
               </w:rPr>
-              <w:t>As a cafe manager</w:t>
+              <w:t>As a podcast guest</w:t>
             </w:r>
           </w:p>
         </w:tc>
@@ -1683,7 +1583,7 @@
               <w:rPr>
                 <w:sz w:val="17"/>
               </w:rPr>
-              <w:t>I want to log in to an admin screen with a PIN</w:t>
+              <w:t>I want to submit 3-10 bullet-point discussion topics when I book</w:t>
             </w:r>
           </w:p>
         </w:tc>
@@ -1697,7 +1597,107 @@
               <w:rPr>
                 <w:sz w:val="17"/>
               </w:rPr>
-              <w:t>So that only staff can change the menu</w:t>
+              <w:t>So that the host knows what I want to talk about</w:t>
+            </w:r>
+          </w:p>
+        </w:tc>
+        <w:tc>
+          <w:tcPr>
+            <w:tcW w:type="dxa" w:w="979"/>
+          </w:tcPr>
+          <w:p>
+            <w:r/>
+            <w:r>
+              <w:rPr>
+                <w:sz w:val="17"/>
+              </w:rPr>
+              <w:t>High</w:t>
+            </w:r>
+          </w:p>
+        </w:tc>
+        <w:tc>
+          <w:tcPr>
+            <w:tcW w:type="dxa" w:w="893"/>
+          </w:tcPr>
+          <w:p>
+            <w:r/>
+            <w:r>
+              <w:rPr>
+                <w:sz w:val="17"/>
+              </w:rPr>
+              <w:t>3</w:t>
+            </w:r>
+          </w:p>
+        </w:tc>
+        <w:tc>
+          <w:tcPr>
+            <w:tcW w:type="dxa" w:w="1080"/>
+          </w:tcPr>
+          <w:p>
+            <w:r/>
+            <w:r>
+              <w:rPr>
+                <w:sz w:val="17"/>
+              </w:rPr>
+              <w:t>Sprint 1</w:t>
+            </w:r>
+          </w:p>
+        </w:tc>
+      </w:tr>
+      <w:tr>
+        <w:tc>
+          <w:tcPr>
+            <w:tcW w:type="dxa" w:w="1944"/>
+          </w:tcPr>
+          <w:p>
+            <w:r/>
+            <w:r>
+              <w:rPr>
+                <w:sz w:val="17"/>
+              </w:rPr>
+              <w:t>Story 3.2: Add Biography Links</w:t>
+            </w:r>
+          </w:p>
+        </w:tc>
+        <w:tc>
+          <w:tcPr>
+            <w:tcW w:type="dxa" w:w="1440"/>
+          </w:tcPr>
+          <w:p>
+            <w:r/>
+            <w:r>
+              <w:rPr>
+                <w:sz w:val="17"/>
+              </w:rPr>
+              <w:t>As a podcast guest</w:t>
+            </w:r>
+          </w:p>
+        </w:tc>
+        <w:tc>
+          <w:tcPr>
+            <w:tcW w:type="dxa" w:w="2448"/>
+          </w:tcPr>
+          <w:p>
+            <w:r/>
+            <w:r>
+              <w:rPr>
+                <w:sz w:val="17"/>
+              </w:rPr>
+              <w:t>I want to add links to my bio and past work</w:t>
+            </w:r>
+          </w:p>
+        </w:tc>
+        <w:tc>
+          <w:tcPr>
+            <w:tcW w:type="dxa" w:w="2304"/>
+          </w:tcPr>
+          <w:p>
+            <w:r/>
+            <w:r>
+              <w:rPr>
+                <w:sz w:val="17"/>
+              </w:rPr>
+              <w:t>So that the host can introduce me properly</w:t>
             </w:r>
           </w:p>
         </w:tc>
@@ -1725,7 +1725,7 @@
               <w:rPr>
                 <w:sz w:val="17"/>
               </w:rPr>
-              <w:t>3</w:t>
+              <w:t>1</w:t>
             </w:r>
           </w:p>
         </w:tc>
@@ -1755,7 +1755,7 @@
               <w:rPr>
                 <w:sz w:val="17"/>
               </w:rPr>
-              <w:t>Story 3.2: Update Prices</w:t>
+              <w:t>Story 3.3: Episode Board</w:t>
             </w:r>
           </w:p>
         </w:tc>
@@ -1769,7 +1769,7 @@
               <w:rPr>
                 <w:sz w:val="17"/>
               </w:rPr>
-              <w:t>As a cafe manager</w:t>
+              <w:t>As a show host</w:t>
             </w:r>
           </w:p>
         </w:tc>
@@ -1783,7 +1783,7 @@
               <w:rPr>
                 <w:sz w:val="17"/>
               </w:rPr>
-              <w:t>I want to edit the price of any menu item</w:t>
+              <w:t>I want to see all guest outlines on one board and reorder topics</w:t>
             </w:r>
           </w:p>
         </w:tc>
@@ -1797,7 +1797,7 @@
               <w:rPr>
                 <w:sz w:val="17"/>
               </w:rPr>
-              <w:t>So that the kiosk always shows current prices</w:t>
+              <w:t>So that I can plan the flow of the episode</w:t>
             </w:r>
           </w:p>
         </w:tc>
@@ -1825,7 +1825,7 @@
               <w:rPr>
                 <w:sz w:val="17"/>
               </w:rPr>
-              <w:t>3</w:t>
+              <w:t>5</w:t>
             </w:r>
           </w:p>
         </w:tc>
@@ -1840,106 +1840,6 @@
                 <w:sz w:val="17"/>
               </w:rPr>
               <w:t>Sprint 2</w:t>
-            </w:r>
-          </w:p>
-        </w:tc>
-      </w:tr>
-      <w:tr>
-        <w:tc>
-          <w:tcPr>
-            <w:tcW w:type="dxa" w:w="1944"/>
-          </w:tcPr>
-          <w:p>
-            <w:r/>
-            <w:r>
-              <w:rPr>
-                <w:sz w:val="17"/>
-              </w:rPr>
-              <w:t>Story 3.3: Enable/Disable Items</w:t>
-            </w:r>
-          </w:p>
-        </w:tc>
-        <w:tc>
-          <w:tcPr>
-            <w:tcW w:type="dxa" w:w="1440"/>
-          </w:tcPr>
-          <w:p>
-            <w:r/>
-            <w:r>
-              <w:rPr>
-                <w:sz w:val="17"/>
-              </w:rPr>
-              <w:t>As a cafe manager</w:t>
-            </w:r>
-          </w:p>
-        </w:tc>
-        <w:tc>
-          <w:tcPr>
-            <w:tcW w:type="dxa" w:w="2448"/>
-          </w:tcPr>
-          <w:p>
-            <w:r/>
-            <w:r>
-              <w:rPr>
-                <w:sz w:val="17"/>
-              </w:rPr>
-              <w:t>I want to disable an item when it is out of stock</w:t>
-            </w:r>
-          </w:p>
-        </w:tc>
-        <w:tc>
-          <w:tcPr>
-            <w:tcW w:type="dxa" w:w="2304"/>
-          </w:tcPr>
-          <w:p>
-            <w:r/>
-            <w:r>
-              <w:rPr>
-                <w:sz w:val="17"/>
-              </w:rPr>
-              <w:t>So that customers cannot order drinks we cannot make</w:t>
-            </w:r>
-          </w:p>
-        </w:tc>
-        <w:tc>
-          <w:tcPr>
-            <w:tcW w:type="dxa" w:w="979"/>
-          </w:tcPr>
-          <w:p>
-            <w:r/>
-            <w:r>
-              <w:rPr>
-                <w:sz w:val="17"/>
-              </w:rPr>
-              <w:t>Low</w:t>
-            </w:r>
-          </w:p>
-        </w:tc>
-        <w:tc>
-          <w:tcPr>
-            <w:tcW w:type="dxa" w:w="893"/>
-          </w:tcPr>
-          <w:p>
-            <w:r/>
-            <w:r>
-              <w:rPr>
-                <w:sz w:val="17"/>
-              </w:rPr>
-              <w:t>2</w:t>
-            </w:r>
-          </w:p>
-        </w:tc>
-        <w:tc>
-          <w:tcPr>
-            <w:tcW w:type="dxa" w:w="1080"/>
-          </w:tcPr>
-          <w:p>
-            <w:r/>
-            <w:r>
-              <w:rPr>
-                <w:sz w:val="17"/>
-              </w:rPr>
-              <w:t>Backlog</w:t>
             </w:r>
           </w:p>
         </w:tc>
@@ -1960,7 +1860,7 @@
           <w:color w:val="1F3A68"/>
           <w:sz w:val="23"/>
         </w:rPr>
-        <w:t>Epic 4: Kiosk Performance</w:t>
+        <w:t>Epic 4: Run-of-Show Production Notes</w:t>
       </w:r>
     </w:p>
     <w:tbl>
@@ -2104,7 +2004,7 @@
               <w:rPr>
                 <w:sz w:val="17"/>
               </w:rPr>
-              <w:t>Story 4.1: Fast Checkout</w:t>
+              <w:t>Story 4.1: Timestamped Run-of-Show</w:t>
             </w:r>
           </w:p>
         </w:tc>
@@ -2118,7 +2018,7 @@
               <w:rPr>
                 <w:sz w:val="17"/>
               </w:rPr>
-              <w:t>As a customer in a peak-hour queue</w:t>
+              <w:t>As a show host</w:t>
             </w:r>
           </w:p>
         </w:tc>
@@ -2132,7 +2032,7 @@
               <w:rPr>
                 <w:sz w:val="17"/>
               </w:rPr>
-              <w:t>I want to finish my order in under 60 seconds</w:t>
+              <w:t>I want start times to be calculated from each segment's planned duration</w:t>
             </w:r>
           </w:p>
         </w:tc>
@@ -2146,7 +2046,7 @@
               <w:rPr>
                 <w:sz w:val="17"/>
               </w:rPr>
-              <w:t>So that I do not hold up the people behind me</w:t>
+              <w:t>So that I know exactly when each topic starts during recording</w:t>
             </w:r>
           </w:p>
         </w:tc>
@@ -2188,7 +2088,107 @@
               <w:rPr>
                 <w:sz w:val="17"/>
               </w:rPr>
-              <w:t>Backlog</w:t>
+              <w:t>Sprint 2</w:t>
+            </w:r>
+          </w:p>
+        </w:tc>
+      </w:tr>
+      <w:tr>
+        <w:tc>
+          <w:tcPr>
+            <w:tcW w:type="dxa" w:w="1944"/>
+          </w:tcPr>
+          <w:p>
+            <w:r/>
+            <w:r>
+              <w:rPr>
+                <w:sz w:val="17"/>
+              </w:rPr>
+              <w:t>Story 4.2: PDF Production Sheet</w:t>
+            </w:r>
+          </w:p>
+        </w:tc>
+        <w:tc>
+          <w:tcPr>
+            <w:tcW w:type="dxa" w:w="1440"/>
+          </w:tcPr>
+          <w:p>
+            <w:r/>
+            <w:r>
+              <w:rPr>
+                <w:sz w:val="17"/>
+              </w:rPr>
+              <w:t>As a show host</w:t>
+            </w:r>
+          </w:p>
+        </w:tc>
+        <w:tc>
+          <w:tcPr>
+            <w:tcW w:type="dxa" w:w="2448"/>
+          </w:tcPr>
+          <w:p>
+            <w:r/>
+            <w:r>
+              <w:rPr>
+                <w:sz w:val="17"/>
+              </w:rPr>
+              <w:t>I want to export the run-of-show as a PDF in under 1 second</w:t>
+            </w:r>
+          </w:p>
+        </w:tc>
+        <w:tc>
+          <w:tcPr>
+            <w:tcW w:type="dxa" w:w="2304"/>
+          </w:tcPr>
+          <w:p>
+            <w:r/>
+            <w:r>
+              <w:rPr>
+                <w:sz w:val="17"/>
+              </w:rPr>
+              <w:t>So that I can share it with my producer right before recording</w:t>
+            </w:r>
+          </w:p>
+        </w:tc>
+        <w:tc>
+          <w:tcPr>
+            <w:tcW w:type="dxa" w:w="979"/>
+          </w:tcPr>
+          <w:p>
+            <w:r/>
+            <w:r>
+              <w:rPr>
+                <w:sz w:val="17"/>
+              </w:rPr>
+              <w:t>High</w:t>
+            </w:r>
+          </w:p>
+        </w:tc>
+        <w:tc>
+          <w:tcPr>
+            <w:tcW w:type="dxa" w:w="893"/>
+          </w:tcPr>
+          <w:p>
+            <w:r/>
+            <w:r>
+              <w:rPr>
+                <w:sz w:val="17"/>
+              </w:rPr>
+              <w:t>3</w:t>
+            </w:r>
+          </w:p>
+        </w:tc>
+        <w:tc>
+          <w:tcPr>
+            <w:tcW w:type="dxa" w:w="1080"/>
+          </w:tcPr>
+          <w:p>
+            <w:r/>
+            <w:r>
+              <w:rPr>
+                <w:sz w:val="17"/>
+              </w:rPr>
+              <w:t>Sprint 2</w:t>
             </w:r>
           </w:p>
         </w:tc>
@@ -2215,7 +2215,7 @@
     <w:p>
       <w:r>
         <w:rPr/>
-        <w:t>Points use the Fibonacci scale (1, 2, 3, 5, 8, 13...) relative to the smallest story (1.4 Cancel Order = 1). Each story was estimated Planning-Poker style: pick a card for complexity, amount of work and uncertainty, then compare with already-estimated stories before settling on a value.</w:t>
+        <w:t>Points use the Fibonacci scale (1, 2, 3, 5, 8...) relative to the smallest story (3.2 Add Biography Links = 1). Each story was estimated Planning-Poker style: pick a card for complexity, amount of work and uncertainty, then compare with already-estimated stories before settling on a value.</w:t>
       </w:r>
     </w:p>
     <w:tbl>
@@ -2291,7 +2291,7 @@
               <w:rPr>
                 <w:sz w:val="17"/>
               </w:rPr>
-              <w:t>1.1 Coffee Selection</w:t>
+              <w:t>1.1 Publish Time Slots</w:t>
             </w:r>
           </w:p>
         </w:tc>
@@ -2319,7 +2319,7 @@
               <w:rPr>
                 <w:sz w:val="17"/>
               </w:rPr>
-              <w:t>Simple UI screen; menu data already defined.</w:t>
+              <w:t>Simple form + slot table; well understood.</w:t>
             </w:r>
           </w:p>
         </w:tc>
@@ -2335,7 +2335,7 @@
               <w:rPr>
                 <w:sz w:val="17"/>
               </w:rPr>
-              <w:t>1.2 Size Selection</w:t>
+              <w:t>1.2 Block Dates</w:t>
             </w:r>
           </w:p>
         </w:tc>
@@ -2363,7 +2363,7 @@
               <w:rPr>
                 <w:sz w:val="17"/>
               </w:rPr>
-              <w:t>Small change on top of 1.1; price lookup only.</w:t>
+              <w:t>Flag on top of 1.1 plus a booking check.</w:t>
             </w:r>
           </w:p>
         </w:tc>
@@ -2379,7 +2379,7 @@
               <w:rPr>
                 <w:sz w:val="17"/>
               </w:rPr>
-              <w:t>1.3 Order Summary</w:t>
+              <w:t>1.3 Time-Zone Display</w:t>
             </w:r>
           </w:p>
         </w:tc>
@@ -2393,7 +2393,7 @@
               <w:rPr>
                 <w:sz w:val="17"/>
               </w:rPr>
-              <w:t>2</w:t>
+              <w:t>3</w:t>
             </w:r>
           </w:p>
         </w:tc>
@@ -2407,7 +2407,7 @@
               <w:rPr>
                 <w:sz w:val="17"/>
               </w:rPr>
-              <w:t>Read-only screen reusing 1.1/1.2 data.</w:t>
+              <w:t>Time-zone conversion and edge cases (DST).</w:t>
             </w:r>
           </w:p>
         </w:tc>
@@ -2423,7 +2423,227 @@
               <w:rPr>
                 <w:sz w:val="17"/>
               </w:rPr>
-              <w:t>1.4 Cancel Order</w:t>
+              <w:t>2.1 Book Interview Slot</w:t>
+            </w:r>
+          </w:p>
+        </w:tc>
+        <w:tc>
+          <w:tcPr>
+            <w:tcW w:type="dxa" w:w="864"/>
+          </w:tcPr>
+          <w:p>
+            <w:r/>
+            <w:r>
+              <w:rPr>
+                <w:sz w:val="17"/>
+              </w:rPr>
+              <w:t>5</w:t>
+            </w:r>
+          </w:p>
+        </w:tc>
+        <w:tc>
+          <w:tcPr>
+            <w:tcW w:type="dxa" w:w="6912"/>
+          </w:tcPr>
+          <w:p>
+            <w:r/>
+            <w:r>
+              <w:rPr>
+                <w:sz w:val="17"/>
+              </w:rPr>
+              <w:t>Slot holds and double-booking race conditions.</w:t>
+            </w:r>
+          </w:p>
+        </w:tc>
+      </w:tr>
+      <w:tr>
+        <w:tc>
+          <w:tcPr>
+            <w:tcW w:type="dxa" w:w="3168"/>
+          </w:tcPr>
+          <w:p>
+            <w:r/>
+            <w:r>
+              <w:rPr>
+                <w:sz w:val="17"/>
+              </w:rPr>
+              <w:t>2.2 Calendar Invites</w:t>
+            </w:r>
+          </w:p>
+        </w:tc>
+        <w:tc>
+          <w:tcPr>
+            <w:tcW w:type="dxa" w:w="864"/>
+          </w:tcPr>
+          <w:p>
+            <w:r/>
+            <w:r>
+              <w:rPr>
+                <w:sz w:val="17"/>
+              </w:rPr>
+              <w:t>5</w:t>
+            </w:r>
+          </w:p>
+        </w:tc>
+        <w:tc>
+          <w:tcPr>
+            <w:tcW w:type="dxa" w:w="6912"/>
+          </w:tcPr>
+          <w:p>
+            <w:r/>
+            <w:r>
+              <w:rPr>
+                <w:sz w:val="17"/>
+              </w:rPr>
+              <w:t>External calendar API integration; most uncertainty.</w:t>
+            </w:r>
+          </w:p>
+        </w:tc>
+      </w:tr>
+      <w:tr>
+        <w:tc>
+          <w:tcPr>
+            <w:tcW w:type="dxa" w:w="3168"/>
+          </w:tcPr>
+          <w:p>
+            <w:r/>
+            <w:r>
+              <w:rPr>
+                <w:sz w:val="17"/>
+              </w:rPr>
+              <w:t>2.3 Join Waitlist</w:t>
+            </w:r>
+          </w:p>
+        </w:tc>
+        <w:tc>
+          <w:tcPr>
+            <w:tcW w:type="dxa" w:w="864"/>
+          </w:tcPr>
+          <w:p>
+            <w:r/>
+            <w:r>
+              <w:rPr>
+                <w:sz w:val="17"/>
+              </w:rPr>
+              <w:t>3</w:t>
+            </w:r>
+          </w:p>
+        </w:tc>
+        <w:tc>
+          <w:tcPr>
+            <w:tcW w:type="dxa" w:w="6912"/>
+          </w:tcPr>
+          <w:p>
+            <w:r/>
+            <w:r>
+              <w:rPr>
+                <w:sz w:val="17"/>
+              </w:rPr>
+              <w:t>Notification trigger on new slots.</w:t>
+            </w:r>
+          </w:p>
+        </w:tc>
+      </w:tr>
+      <w:tr>
+        <w:tc>
+          <w:tcPr>
+            <w:tcW w:type="dxa" w:w="3168"/>
+          </w:tcPr>
+          <w:p>
+            <w:r/>
+            <w:r>
+              <w:rPr>
+                <w:sz w:val="17"/>
+              </w:rPr>
+              <w:t>2.4 Secure Booking Links</w:t>
+            </w:r>
+          </w:p>
+        </w:tc>
+        <w:tc>
+          <w:tcPr>
+            <w:tcW w:type="dxa" w:w="864"/>
+          </w:tcPr>
+          <w:p>
+            <w:r/>
+            <w:r>
+              <w:rPr>
+                <w:sz w:val="17"/>
+              </w:rPr>
+              <w:t>3</w:t>
+            </w:r>
+          </w:p>
+        </w:tc>
+        <w:tc>
+          <w:tcPr>
+            <w:tcW w:type="dxa" w:w="6912"/>
+          </w:tcPr>
+          <w:p>
+            <w:r/>
+            <w:r>
+              <w:rPr>
+                <w:sz w:val="17"/>
+              </w:rPr>
+              <w:t>Token generation, expiry and access checks.</w:t>
+            </w:r>
+          </w:p>
+        </w:tc>
+      </w:tr>
+      <w:tr>
+        <w:tc>
+          <w:tcPr>
+            <w:tcW w:type="dxa" w:w="3168"/>
+          </w:tcPr>
+          <w:p>
+            <w:r/>
+            <w:r>
+              <w:rPr>
+                <w:sz w:val="17"/>
+              </w:rPr>
+              <w:t>3.1 Submit Talking Points</w:t>
+            </w:r>
+          </w:p>
+        </w:tc>
+        <w:tc>
+          <w:tcPr>
+            <w:tcW w:type="dxa" w:w="864"/>
+          </w:tcPr>
+          <w:p>
+            <w:r/>
+            <w:r>
+              <w:rPr>
+                <w:sz w:val="17"/>
+              </w:rPr>
+              <w:t>3</w:t>
+            </w:r>
+          </w:p>
+        </w:tc>
+        <w:tc>
+          <w:tcPr>
+            <w:tcW w:type="dxa" w:w="6912"/>
+          </w:tcPr>
+          <w:p>
+            <w:r/>
+            <w:r>
+              <w:rPr>
+                <w:sz w:val="17"/>
+              </w:rPr>
+              <w:t>Structured form with validation.</w:t>
+            </w:r>
+          </w:p>
+        </w:tc>
+      </w:tr>
+      <w:tr>
+        <w:tc>
+          <w:tcPr>
+            <w:tcW w:type="dxa" w:w="3168"/>
+          </w:tcPr>
+          <w:p>
+            <w:r/>
+            <w:r>
+              <w:rPr>
+                <w:sz w:val="17"/>
+              </w:rPr>
+              <w:t>3.2 Add Biography Links</w:t>
             </w:r>
           </w:p>
         </w:tc>
@@ -2451,7 +2671,7 @@
               <w:rPr>
                 <w:sz w:val="17"/>
               </w:rPr>
-              <w:t>One button plus state reset.</w:t>
+              <w:t>Two URL fields with validation.</w:t>
             </w:r>
           </w:p>
         </w:tc>
@@ -2467,51 +2687,7 @@
               <w:rPr>
                 <w:sz w:val="17"/>
               </w:rPr>
-              <w:t>2.1 Credit Card Payment</w:t>
-            </w:r>
-          </w:p>
-        </w:tc>
-        <w:tc>
-          <w:tcPr>
-            <w:tcW w:type="dxa" w:w="864"/>
-          </w:tcPr>
-          <w:p>
-            <w:r/>
-            <w:r>
-              <w:rPr>
-                <w:sz w:val="17"/>
-              </w:rPr>
-              <w:t>8</w:t>
-            </w:r>
-          </w:p>
-        </w:tc>
-        <w:tc>
-          <w:tcPr>
-            <w:tcW w:type="dxa" w:w="6912"/>
-          </w:tcPr>
-          <w:p>
-            <w:r/>
-            <w:r>
-              <w:rPr>
-                <w:sz w:val="17"/>
-              </w:rPr>
-              <w:t>External gateway integration; most uncertainty.</w:t>
-            </w:r>
-          </w:p>
-        </w:tc>
-      </w:tr>
-      <w:tr>
-        <w:tc>
-          <w:tcPr>
-            <w:tcW w:type="dxa" w:w="3168"/>
-          </w:tcPr>
-          <w:p>
-            <w:r/>
-            <w:r>
-              <w:rPr>
-                <w:sz w:val="17"/>
-              </w:rPr>
-              <w:t>2.2 Declined Card Handling</w:t>
+              <w:t>3.3 Episode Board</w:t>
             </w:r>
           </w:p>
         </w:tc>
@@ -2539,7 +2715,7 @@
               <w:rPr>
                 <w:sz w:val="17"/>
               </w:rPr>
-              <w:t>Error paths and retry counter around 2.1.</w:t>
+              <w:t>Drag-and-drop UI plus saving order and history.</w:t>
             </w:r>
           </w:p>
         </w:tc>
@@ -2555,7 +2731,51 @@
               <w:rPr>
                 <w:sz w:val="17"/>
               </w:rPr>
-              <w:t>2.3 Printed Receipt</w:t>
+              <w:t>4.1 Timestamped Run-of-Show</w:t>
+            </w:r>
+          </w:p>
+        </w:tc>
+        <w:tc>
+          <w:tcPr>
+            <w:tcW w:type="dxa" w:w="864"/>
+          </w:tcPr>
+          <w:p>
+            <w:r/>
+            <w:r>
+              <w:rPr>
+                <w:sz w:val="17"/>
+              </w:rPr>
+              <w:t>5</w:t>
+            </w:r>
+          </w:p>
+        </w:tc>
+        <w:tc>
+          <w:tcPr>
+            <w:tcW w:type="dxa" w:w="6912"/>
+          </w:tcPr>
+          <w:p>
+            <w:r/>
+            <w:r>
+              <w:rPr>
+                <w:sz w:val="17"/>
+              </w:rPr>
+              <w:t>Timing logic and segment model.</w:t>
+            </w:r>
+          </w:p>
+        </w:tc>
+      </w:tr>
+      <w:tr>
+        <w:tc>
+          <w:tcPr>
+            <w:tcW w:type="dxa" w:w="3168"/>
+          </w:tcPr>
+          <w:p>
+            <w:r/>
+            <w:r>
+              <w:rPr>
+                <w:sz w:val="17"/>
+              </w:rPr>
+              <w:t>4.2 PDF Production Sheet</w:t>
             </w:r>
           </w:p>
         </w:tc>
@@ -2583,227 +2803,7 @@
               <w:rPr>
                 <w:sz w:val="17"/>
               </w:rPr>
-              <w:t>Printer driver is known; layout work.</w:t>
-            </w:r>
-          </w:p>
-        </w:tc>
-      </w:tr>
-      <w:tr>
-        <w:tc>
-          <w:tcPr>
-            <w:tcW w:type="dxa" w:w="3168"/>
-          </w:tcPr>
-          <w:p>
-            <w:r/>
-            <w:r>
-              <w:rPr>
-                <w:sz w:val="17"/>
-              </w:rPr>
-              <w:t>2.4 Secure Card Handling</w:t>
-            </w:r>
-          </w:p>
-        </w:tc>
-        <w:tc>
-          <w:tcPr>
-            <w:tcW w:type="dxa" w:w="864"/>
-          </w:tcPr>
-          <w:p>
-            <w:r/>
-            <w:r>
-              <w:rPr>
-                <w:sz w:val="17"/>
-              </w:rPr>
-              <w:t>5</w:t>
-            </w:r>
-          </w:p>
-        </w:tc>
-        <w:tc>
-          <w:tcPr>
-            <w:tcW w:type="dxa" w:w="6912"/>
-          </w:tcPr>
-          <w:p>
-            <w:r/>
-            <w:r>
-              <w:rPr>
-                <w:sz w:val="17"/>
-              </w:rPr>
-              <w:t>Needs audit of DB, logs and receipts plus TLS checks.</w:t>
-            </w:r>
-          </w:p>
-        </w:tc>
-      </w:tr>
-      <w:tr>
-        <w:tc>
-          <w:tcPr>
-            <w:tcW w:type="dxa" w:w="3168"/>
-          </w:tcPr>
-          <w:p>
-            <w:r/>
-            <w:r>
-              <w:rPr>
-                <w:sz w:val="17"/>
-              </w:rPr>
-              <w:t>3.1 Admin Login</w:t>
-            </w:r>
-          </w:p>
-        </w:tc>
-        <w:tc>
-          <w:tcPr>
-            <w:tcW w:type="dxa" w:w="864"/>
-          </w:tcPr>
-          <w:p>
-            <w:r/>
-            <w:r>
-              <w:rPr>
-                <w:sz w:val="17"/>
-              </w:rPr>
-              <w:t>3</w:t>
-            </w:r>
-          </w:p>
-        </w:tc>
-        <w:tc>
-          <w:tcPr>
-            <w:tcW w:type="dxa" w:w="6912"/>
-          </w:tcPr>
-          <w:p>
-            <w:r/>
-            <w:r>
-              <w:rPr>
-                <w:sz w:val="17"/>
-              </w:rPr>
-              <w:t>Auth screen plus PIN storage.</w:t>
-            </w:r>
-          </w:p>
-        </w:tc>
-      </w:tr>
-      <w:tr>
-        <w:tc>
-          <w:tcPr>
-            <w:tcW w:type="dxa" w:w="3168"/>
-          </w:tcPr>
-          <w:p>
-            <w:r/>
-            <w:r>
-              <w:rPr>
-                <w:sz w:val="17"/>
-              </w:rPr>
-              <w:t>3.2 Update Prices</w:t>
-            </w:r>
-          </w:p>
-        </w:tc>
-        <w:tc>
-          <w:tcPr>
-            <w:tcW w:type="dxa" w:w="864"/>
-          </w:tcPr>
-          <w:p>
-            <w:r/>
-            <w:r>
-              <w:rPr>
-                <w:sz w:val="17"/>
-              </w:rPr>
-              <w:t>3</w:t>
-            </w:r>
-          </w:p>
-        </w:tc>
-        <w:tc>
-          <w:tcPr>
-            <w:tcW w:type="dxa" w:w="6912"/>
-          </w:tcPr>
-          <w:p>
-            <w:r/>
-            <w:r>
-              <w:rPr>
-                <w:sz w:val="17"/>
-              </w:rPr>
-              <w:t>CRUD form on the menu table.</w:t>
-            </w:r>
-          </w:p>
-        </w:tc>
-      </w:tr>
-      <w:tr>
-        <w:tc>
-          <w:tcPr>
-            <w:tcW w:type="dxa" w:w="3168"/>
-          </w:tcPr>
-          <w:p>
-            <w:r/>
-            <w:r>
-              <w:rPr>
-                <w:sz w:val="17"/>
-              </w:rPr>
-              <w:t>3.3 Enable/Disable Items</w:t>
-            </w:r>
-          </w:p>
-        </w:tc>
-        <w:tc>
-          <w:tcPr>
-            <w:tcW w:type="dxa" w:w="864"/>
-          </w:tcPr>
-          <w:p>
-            <w:r/>
-            <w:r>
-              <w:rPr>
-                <w:sz w:val="17"/>
-              </w:rPr>
-              <w:t>2</w:t>
-            </w:r>
-          </w:p>
-        </w:tc>
-        <w:tc>
-          <w:tcPr>
-            <w:tcW w:type="dxa" w:w="6912"/>
-          </w:tcPr>
-          <w:p>
-            <w:r/>
-            <w:r>
-              <w:rPr>
-                <w:sz w:val="17"/>
-              </w:rPr>
-              <w:t>Flag on existing menu rows.</w:t>
-            </w:r>
-          </w:p>
-        </w:tc>
-      </w:tr>
-      <w:tr>
-        <w:tc>
-          <w:tcPr>
-            <w:tcW w:type="dxa" w:w="3168"/>
-          </w:tcPr>
-          <w:p>
-            <w:r/>
-            <w:r>
-              <w:rPr>
-                <w:sz w:val="17"/>
-              </w:rPr>
-              <w:t>4.1 Fast Checkout</w:t>
-            </w:r>
-          </w:p>
-        </w:tc>
-        <w:tc>
-          <w:tcPr>
-            <w:tcW w:type="dxa" w:w="864"/>
-          </w:tcPr>
-          <w:p>
-            <w:r/>
-            <w:r>
-              <w:rPr>
-                <w:sz w:val="17"/>
-              </w:rPr>
-              <w:t>5</w:t>
-            </w:r>
-          </w:p>
-        </w:tc>
-        <w:tc>
-          <w:tcPr>
-            <w:tcW w:type="dxa" w:w="6912"/>
-          </w:tcPr>
-          <w:p>
-            <w:r/>
-            <w:r>
-              <w:rPr>
-                <w:sz w:val="17"/>
-              </w:rPr>
-              <w:t>Needs timing logs and UI tuning across all screens.</w:t>
+              <w:t>PDF library + performance benchmark.</w:t>
             </w:r>
           </w:p>
         </w:tc>
@@ -2819,7 +2819,7 @@
         <w:rPr>
           <w:b/>
         </w:rPr>
-        <w:t>Total backlog: 42 points.</w:t>
+        <w:t>Total backlog: 41 points.</w:t>
       </w:r>
     </w:p>
     <w:p>
@@ -2925,7 +2925,7 @@
               <w:rPr>
                 <w:sz w:val="17"/>
               </w:rPr>
-              <w:t>CK Sprint 1</w:t>
+              <w:t>PGS Sprint 1</w:t>
             </w:r>
           </w:p>
         </w:tc>
@@ -2939,7 +2939,7 @@
               <w:rPr>
                 <w:sz w:val="17"/>
               </w:rPr>
-              <w:t>A customer can pick a coffee and size, pay by card and get a receipt (happy path end-to-end).</w:t>
+              <w:t>A host can publish slots and a guest can book one, submit talking points and receive a calendar invite.</w:t>
             </w:r>
           </w:p>
         </w:tc>
@@ -2953,7 +2953,7 @@
               <w:rPr>
                 <w:sz w:val="17"/>
               </w:rPr>
-              <w:t>1.1, 1.2, 1.3, 2.1, 2.3</w:t>
+              <w:t>1.1, 1.2, 2.1, 2.2, 3.1</w:t>
             </w:r>
           </w:p>
         </w:tc>
@@ -2983,7 +2983,7 @@
               <w:rPr>
                 <w:sz w:val="17"/>
               </w:rPr>
-              <w:t>CK Sprint 2</w:t>
+              <w:t>PGS Sprint 2</w:t>
             </w:r>
           </w:p>
         </w:tc>
@@ -2997,7 +2997,7 @@
               <w:rPr>
                 <w:sz w:val="17"/>
               </w:rPr>
-              <w:t>Handle payment failures, secure card data, cancellation, and give the manager price control.</w:t>
+              <w:t>Secure the booking links, give the host the episode board, and produce the timestamped PDF run-of-show.</w:t>
             </w:r>
           </w:p>
         </w:tc>
@@ -3011,7 +3011,7 @@
               <w:rPr>
                 <w:sz w:val="17"/>
               </w:rPr>
-              <w:t>1.4, 2.2, 2.4, 3.1, 3.2</w:t>
+              <w:t>2.4, 3.2, 3.3, 4.1, 4.2</w:t>
             </w:r>
           </w:p>
         </w:tc>
@@ -3069,7 +3069,7 @@
               <w:rPr>
                 <w:sz w:val="17"/>
               </w:rPr>
-              <w:t>3.3, 4.1</w:t>
+              <w:t>1.3, 2.3</w:t>
             </w:r>
           </w:p>
         </w:tc>
@@ -3083,7 +3083,7 @@
               <w:rPr>
                 <w:sz w:val="17"/>
               </w:rPr>
-              <w:t>7</w:t>
+              <w:t>6</w:t>
             </w:r>
           </w:p>
         </w:tc>
@@ -3151,7 +3151,7 @@
       </w:r>
       <w:r>
         <w:rPr/>
-        <w:t xml:space="preserve"> Mostly. The highest estimate went to 2.1 Credit Card Payment (8) because it depends on an external gateway; that was the item that stayed In Progress longest. Small UI stories (1.2, 1.3, 1.4) moved to Done quickly, which matched their 1-2 point estimates. Stories with hidden work, such as 2.4 Secure Card Handling, are the ones most likely to be underestimated, so a spike or a split would make the estimate more reliable.</w:t>
+        <w:t xml:space="preserve"> Mostly. The external calendar integration (2.2, 5 points) and slot booking with holds (2.1, 5 points) carried the most uncertainty and stayed In Progress longest. Small form stories such as 1.2 Block Dates and 3.2 Biography Links moved to Done quickly, matching their 1-2 point estimates. Time-zone handling (1.3) was the story most likely to be underestimated because of daylight-saving edge cases.</w:t>
       </w:r>
     </w:p>
     <w:p>
@@ -3163,7 +3163,7 @@
       </w:r>
       <w:r>
         <w:rPr/>
-        <w:t xml:space="preserve"> Yes. Sprint 1 contains only the stories needed for one complete paid order (select, size, summary, pay, receipt), so it delivers a usable kiosk on its own. Error handling, security hardening and admin features were placed in Sprint 2, and low-value items (3.3) stayed in the backlog.</w:t>
+        <w:t xml:space="preserve"> Yes. Sprint 1 holds only what is needed for one complete booking: publish slots, block dates, book a slot, submit talking points, and send the invite. The host-side production features (episode board, run-of-show, PDF) and link security followed in Sprint 2, and nice-to-have items (waitlist, time-zone display) stayed in the backlog.</w:t>
       </w:r>
     </w:p>
     <w:p>
@@ -3175,7 +3175,7 @@
       </w:r>
       <w:r>
         <w:rPr/>
-        <w:t xml:space="preserve"> Both sprints were completed with all committed stories Done (18 points in Sprint 1, 17 points in Sprint 2). Because the sprint was simulated, stories were moved in priority order rather than over real working days, so the order of completion matched the plan exactly.</w:t>
+        <w:t xml:space="preserve"> Both sprints were completed with all committed stories Done (18 points in Sprint 1, 17 points in Sprint 2). Because the sprint was simulated, stories were moved in priority order rather than over real working days, so the order of completion matched the plan.</w:t>
       </w:r>
     </w:p>
     <w:p>
@@ -3187,7 +3187,7 @@
       </w:r>
       <w:r>
         <w:rPr/>
-        <w:t xml:space="preserve"> The remaining-work line dropped in steps as each story was moved to Done. Large stories (8 points) cause big single drops, which shows that splitting them would give a smoother and more predictable burndown. The two sprints suggest a velocity of roughly 18 points per week, which is the figure to use when planning Sprint 3 (the remaining 7 points fit comfortably).</w:t>
+        <w:t xml:space="preserve"> The remaining-work line dropped in steps as each story moved to Done. The 5-point stories caused the biggest single drops, so splitting them (for example, separating slot holds from the booking form) would give a smoother, more predictable burndown. The two sprints suggest a velocity of about 18 points per week, so the remaining 6 points fit easily into Sprint 3.</w:t>
       </w:r>
     </w:p>
     <w:sectPr>
